--- a/1차 개발 설계서/09 구현 계약 보완.docx
+++ b/1차 개발 설계서/09 구현 계약 보완.docx
@@ -12,9 +12,9 @@
     </w:p>
     <w:p>
       <w:r>
-        <w:t>v0.3 · 2026-10-20 회의 반영·기준 명세 v2·물리 DB·전송·운영·검수</w:t>
+        <w:t>v0.3.1 · 2026-10-24 초대 권한 확대·기존 회의 반영·기준 명세 v2.1·물리 DB·전송·운영·검수</w:t>
         <w:br/>
-        <w:t>기준일 2026-10-22</w:t>
+        <w:t>기준일 2026-10-24</w:t>
       </w:r>
     </w:p>
     <w:p>
@@ -22,12 +22,22 @@
         <w:pStyle w:val="Heading1"/>
       </w:pPr>
       <w:r>
-        <w:t>0 v0.3 변경 요약 — 2026-10-20 회의 피드백 반영</w:t>
+        <w:t>0 v0.3.1 변경 요약 — 초대 권한 확대와 기존 회의 반영</w:t>
       </w:r>
     </w:p>
     <w:p>
       <w:r>
-        <w:t>기준 기능명세서가 v2(2026-10-22)로 바뀌었다. v1(2026-10-17)과의 정책 차이는 명세 0절의 표 10건이며 설계는 모두 그 표를 따른다. 이 절은 각 결정이 설계 산출물의 어디를 바꿨는지 요약한다.</w:t>
+        <w:t>2026-10-24 추가 결정: F05 초대 조회·발급·공유·복사·개별 취소를 방장을 포함한 모든 현재 참여자에게 허용한다. 같은 모임의 다른 참여자가 발급한 초대도 조회·공유·취소할 수 있다. 발급자 ID는 감사 이력이며 권한 근거가 아니다. UI05·UI23·권한표·invitesList/inviteCreate/inviteRevoke(member)·F05 검수와 CT16을 함께 변경했다.</w:t>
+      </w:r>
+    </w:p>
+    <w:p>
+      <w:r>
+        <w:t>탈퇴·퇴장·모임 종료·서비스 이용 제한 시 요청 및 멱등 재시도에서도 현재 권한을 재검증한다. 발급자의 참여 종료만으로 이미 발급한 초대를 자동 취소하지 않으며 다른 현재 참여자가 개별 취소할 수 있다. 7일·50회·정원10명 규칙은 유지한다. 이 개정은 명세·설계 변경이며 기존 앱·서버의 방장 전용 구현을 수정하거나 권한 검수를 통과한 결과가 아니다.</w:t>
+      </w:r>
+    </w:p>
+    <w:p>
+      <w:r>
+        <w:t>기준 기능명세서가 v2.1(2026-10-24)로 바뀌었다. v1(2026-10-17)과의 정책 차이는 명세 0절의 표 10건이며 설계는 모두 그 표를 따른다. 이 절은 각 결정이 설계 산출물의 어디를 바꿨는지 요약한다.</w:t>
       </w:r>
     </w:p>
     <w:p>
@@ -80,7 +90,7 @@
     </w:p>
     <w:p>
       <w:r>
-        <w:t>이 패키지의 정책 기준은 기준/기능명세서.md(v2, 2026-10-22)다. 상위 원본과 바이트가 같은 사본이며 SHA256·크기·정책 적용 범위를 기준/기준선.json에 기록한다. 상위 원본이 바뀌면 자동으로 새 정책을 적용하지 않고 차이를 검토해 기준선을 다시 확정한다. v0.3은 2026-10-20 회의 결정에 따라 F05·F07~F11·F13·F14·F16·F17·F19·F20·F21·F23·F28과 P11·P12를 바꾼 명세 v2를 기준으로 삼는다.</w:t>
+        <w:t>이 패키지의 정책 기준은 기준/기능명세서.md(v2.1, 2026-10-24)다. 프로젝트의 기능 명세서/기능명세서.md 원본과 바이트가 같은 사본이며 SHA256·크기·정책 적용 범위를 기준/기준선.json에 기록한다. 상위 원본이 바뀌면 자동으로 새 정책을 적용하지 않고 차이를 검토해 기준선을 다시 확정한다. v0.3은 2026-10-20 회의 결정에 따라 F05·F07~F11·F13·F14·F16·F17·F19·F20·F21·F23·F28과 P11·P12를 바꾼 명세 v2를 기준으로 삼는다.</w:t>
       </w:r>
     </w:p>
     <w:p>
@@ -126,7 +136,7 @@
     </w:p>
     <w:p>
       <w:r>
-        <w:t>기존 프로젝트는 기능 명세서 자료/mobile/의 DayLog다. 루트 mobile/에는 앱 소스 대신 .expo 상태 폴더만 있다. 기존 프로젝트 전체를 새 앱으로 간주하거나 그대로 복사해 실행 완료로 처리하지 않는다. 기존 코드 없이도 이 패키지의 명세와 계약으로 새 앱을 구성할 수 있으며, 기존 코드는 선택적인 구현 참고 자료다.</w:t>
+        <w:t>기존 DayLog 앱은 선택적 참고 자료였으며, 2026-10-24 문서 저장소 정리에서 원본 앱과 사용하지 않는 루트 캐시 폴더를 제거했다. 기준/재사용후보.json의 원래 경로·hash는 과거 관찰 이력이다. 설계서 열람·재생성에는 원본 앱이 필요하지 않으며, 신규 앱 구현 완료를 뜻하지 않는다.</w:t>
       </w:r>
     </w:p>
     <w:p>
@@ -691,7 +701,7 @@
     </w:p>
     <w:p>
       <w:r>
-        <w:t>각 단계는 코드 존재, 로컬 자동화 통과, staging 실제 연동, Android 실기기 검수, 출시 준비의 상태를 따로 기록한다. 기존112개 기능 시나리오를112개의 단위 테스트로 기계적으로 치환하지 않는다. 테스트 방식별 실행 계획과 신규 계약 검증 시나리오를06 추적표에 추가했다.</w:t>
+        <w:t>각 단계는 코드 존재, 로컬 자동화 통과, staging 실제 연동, Android 실기기 검수, 출시 준비의 상태를 따로 기록한다. 기능 검수 시나리오를 같은 수의 단위 테스트로 기계적으로 치환하지 않는다. 테스트 방식별 실행 계획과 신규 계약 검증 시나리오를06 추적표에 추가했다.</w:t>
       </w:r>
     </w:p>
     <w:p>
@@ -970,7 +980,7 @@
       <w:pStyle w:val="Footer"/>
     </w:pPr>
     <w:r>
-      <w:t xml:space="preserve">At that place · 1차 개발 설계 · 2026-10-22  |  </w:t>
+      <w:t xml:space="preserve">At that place · 1차 개발 설계 · 2026-10-24  |  </w:t>
     </w:r>
     <w:fldSimple w:instr="PAGE"/>
   </w:p>

--- a/1차 개발 설계서/09 구현 계약 보완.docx
+++ b/1차 개발 설계서/09 구현 계약 보완.docx
@@ -12,9 +12,9 @@
     </w:p>
     <w:p>
       <w:r>
-        <w:t>v0.3.1 · 2026-10-24 초대 권한 확대·기존 회의 반영·기준 명세 v2.1·물리 DB·전송·운영·검수</w:t>
+        <w:t>v0.3.2 · 2026-10-30 UI 통합·초대 권한·기존 회의 반영·기준 명세 v2.2·물리 DB·전송·운영·검수</w:t>
         <w:br/>
-        <w:t>기준일 2026-10-24</w:t>
+        <w:t>기준일 2026-10-30</w:t>
       </w:r>
     </w:p>
     <w:p>
@@ -22,7 +22,35 @@
         <w:pStyle w:val="Heading1"/>
       </w:pPr>
       <w:r>
-        <w:t>0 v0.3.1 변경 요약 — 초대 권한 확대와 기존 회의 반영</w:t>
+        <w:t>2026-10-30 UI 통합 — v0.3.2 / 명세 v2.2</w:t>
+      </w:r>
+    </w:p>
+    <w:p>
+      <w:r>
+        <w:t>feature/ui-prototype@c19f34c의 최신 화면을 반영했다. 마이페이지 UI36·계정 UI37을 추가하고 설정 UI28·참여자 UI26·기록 선택을 기존 API 계약에 연결한다. UI/2026-10-30_UI_통합_설계.md를 적용 기준으로 사용한다.</w:t>
+      </w:r>
+    </w:p>
+    <w:p>
+      <w:r>
+        <w:t>날짜 카드는 전체 보기에서 필터로 진입한다. 모든 현재 참여자는 참여자 목록에서 초대 관리 UI23을 연다. 기록 선택은 120개, 누적 업로드는 작성자×방문별 사진5/영상2로 구분한다.</w:t>
+      </w:r>
+    </w:p>
+    <w:p>
+      <w:r>
+        <w:t>날짜 비연속 추가·30일, 업로드 최신순, 일정별 대표 사진, 프로필 사진은 기존 정책과 다르므로 회의 안건으로 보류했다. 캡처는 데모이며 제품 권한·정렬·보관·API를 대체하지 않는다.</w:t>
+      </w:r>
+    </w:p>
+    <w:p>
+      <w:r>
+        <w:t>출시 전 별도 결정: 약관 13번 개정안과 종전 F02/F20/F24의 동의·GPS 원본·계정 삭제 규칙 차이가 남아 있다. UI 갱신이나 문서 검증 통과는 출시 적합성 확인이 아니다.</w:t>
+      </w:r>
+    </w:p>
+    <w:p>
+      <w:pPr>
+        <w:pStyle w:val="Heading1"/>
+      </w:pPr>
+      <w:r>
+        <w:t>0 이전 v0.3.1 변경 요약 — 초대 권한 확대와 기존 회의 반영</w:t>
       </w:r>
     </w:p>
     <w:p>
@@ -37,7 +65,7 @@
     </w:p>
     <w:p>
       <w:r>
-        <w:t>기준 기능명세서가 v2.1(2026-10-24)로 바뀌었다. v1(2026-10-17)과의 정책 차이는 명세 0절의 표 10건이며 설계는 모두 그 표를 따른다. 이 절은 각 결정이 설계 산출물의 어디를 바꿨는지 요약한다.</w:t>
+        <w:t>당시 기준 기능명세서는 v2.1(2026-10-24)이었다. v1(2026-10-17) 대비 기존 회의 결정은 명세 0절의 10건 표에 남겼다. 이번 v2.2 UI 보완은 이 문서의 2026-10-30 절을 따른다.</w:t>
       </w:r>
     </w:p>
     <w:p>
@@ -90,7 +118,7 @@
     </w:p>
     <w:p>
       <w:r>
-        <w:t>이 패키지의 정책 기준은 기준/기능명세서.md(v2.1, 2026-10-24)다. 프로젝트의 기능 명세서/기능명세서.md 원본과 바이트가 같은 사본이며 SHA256·크기·정책 적용 범위를 기준/기준선.json에 기록한다. 상위 원본이 바뀌면 자동으로 새 정책을 적용하지 않고 차이를 검토해 기준선을 다시 확정한다. v0.3은 2026-10-20 회의 결정에 따라 F05·F07~F11·F13·F14·F16·F17·F19·F20·F21·F23·F28과 P11·P12를 바꾼 명세 v2를 기준으로 삼는다.</w:t>
+        <w:t>이 패키지의 정책 기준은 기준/기능명세서.md(v2.2, 2026-10-30)다. 프로젝트의 기능 명세서/기능명세서.md 원본과 바이트가 같은 사본이며 SHA256·크기·정책 적용 범위를 기준/기준선.json에 기록한다. 상위 원본이 바뀌면 자동으로 새 정책을 적용하지 않고 차이를 검토해 기준선을 다시 확정한다. v0.3은 2026-10-20 회의 결정에 따라 F05·F07~F11·F13·F14·F16·F17·F19·F20·F21·F23·F28과 P11·P12를 바꾼 명세 v2를 기준으로 삼는다.</w:t>
       </w:r>
     </w:p>
     <w:p>
@@ -980,7 +1008,7 @@
       <w:pStyle w:val="Footer"/>
     </w:pPr>
     <w:r>
-      <w:t xml:space="preserve">At that place · 1차 개발 설계 · 2026-10-24  |  </w:t>
+      <w:t xml:space="preserve">At that place · 1차 개발 설계 · 2026-10-30  |  </w:t>
     </w:r>
     <w:fldSimple w:instr="PAGE"/>
   </w:p>
